--- a/klagomål/A 41283-2025 FSC-klagomål.docx
+++ b/klagomål/A 41283-2025 FSC-klagomål.docx
@@ -901,7 +901,7 @@
     <w:r>
       <w:tab/>
       <w:tab/>
-      <w:t>2026-09-14</w:t>
+      <w:t>2026-09-15</w:t>
       <w:br/>
       <w:br/>
     </w:r>

--- a/klagomål/A 41283-2025 FSC-klagomål.docx
+++ b/klagomål/A 41283-2025 FSC-klagomål.docx
@@ -901,7 +901,7 @@
     <w:r>
       <w:tab/>
       <w:tab/>
-      <w:t>2026-09-15</w:t>
+      <w:t>2026-09-16</w:t>
       <w:br/>
       <w:br/>
     </w:r>

--- a/klagomål/A 41283-2025 FSC-klagomål.docx
+++ b/klagomål/A 41283-2025 FSC-klagomål.docx
@@ -901,7 +901,7 @@
     <w:r>
       <w:tab/>
       <w:tab/>
-      <w:t>2026-09-16</w:t>
+      <w:t>2026-09-17</w:t>
       <w:br/>
       <w:br/>
     </w:r>

--- a/klagomål/A 41283-2025 FSC-klagomål.docx
+++ b/klagomål/A 41283-2025 FSC-klagomål.docx
@@ -901,7 +901,7 @@
     <w:r>
       <w:tab/>
       <w:tab/>
-      <w:t>2026-09-17</w:t>
+      <w:t>2026-09-18</w:t>
       <w:br/>
       <w:br/>
     </w:r>

--- a/klagomål/A 41283-2025 FSC-klagomål.docx
+++ b/klagomål/A 41283-2025 FSC-klagomål.docx
@@ -901,7 +901,7 @@
     <w:r>
       <w:tab/>
       <w:tab/>
-      <w:t>2026-09-18</w:t>
+      <w:t>2026-09-19</w:t>
       <w:br/>
       <w:br/>
     </w:r>

--- a/klagomål/A 41283-2025 FSC-klagomål.docx
+++ b/klagomål/A 41283-2025 FSC-klagomål.docx
@@ -178,7 +178,7 @@
       <w:r>
         <w:drawing>
           <wp:inline xmlns:a="http://schemas.openxmlformats.org/drawingml/2006/main" xmlns:pic="http://schemas.openxmlformats.org/drawingml/2006/picture">
-            <wp:extent cx="5486400" cy="5528194"/>
+            <wp:extent cx="5486400" cy="5441521"/>
             <wp:docPr id="1" name="Picture 1"/>
             <wp:cNvGraphicFramePr>
               <a:graphicFrameLocks noChangeAspect="1"/>
@@ -199,7 +199,7 @@
                   <pic:spPr>
                     <a:xfrm>
                       <a:off x="0" y="0"/>
-                      <a:ext cx="5486400" cy="5528194"/>
+                      <a:ext cx="5486400" cy="5441521"/>
                     </a:xfrm>
                     <a:prstGeom prst="rect"/>
                   </pic:spPr>
@@ -221,7 +221,7 @@
     </w:p>
     <w:p>
       <w:r>
-        <w:t>I avverkningsanmälan finns fynd av 5 naturvårdsarter, varav 3 är rödlistade, 2 är fridlysta, 4 är typiska (T) och 1 är signalart (S): garnlav (VU, T), lavskrika (NT, T, §4), stjärntagging (NT, T), stuplav (S, T) och revlummer (§9). Se Figur 1.</w:t>
+        <w:t>I avverkningsanmälan finns fynd av 9 naturvårdsarter, varav 7 är rödlistade, 3 är fridlysta, 6 är typiska (T) och 1 är signalart (S): garnlav (VU, T), blanksvart spiklav (NT), dvärgbägarlav (NT, T), lavskrika (NT, T, §4), stjärntagging (NT, T), talltita (NT, §4), vedskivlav (NT, T), stuplav (S, T) och revlummer (§9). Se Figur 1.</w:t>
       </w:r>
     </w:p>
     <w:p>
@@ -281,10 +281,21 @@
         <w:rPr>
           <w:b/>
         </w:rPr>
-        <w:t>Lavskrika (NT, §4)</w:t>
-      </w:r>
-      <w:r>
-        <w:t xml:space="preserve"> är rödlistad som nära hotad och fridlyst enligt 4§ artskyddsförordningen. Den har minskat med 20 (10–30) % under de senaste 15 åren och minskningstakten bedöms vara nära gränsvärdet för sårbar (VU). Lavskrikan är en mycket stationär fågel, som häckar i äldre, slutna och hänglavsrika barrskogar. Nyckelfaktorer är flerskiktad skog med rik undervegetation samt riklig förekomst av hänglavar. Reviren är livslånga med hemområden som varierar mellan 50 och 150 ha. Inom ett revir av hög kvalitet finns det som regel ett eller flera kärnområden (1–20 ha) med relativt tät flerskiktad granskog. Arten missgynnas när flerskiktad skog omförs till enskiktade bestånd och även röjning och hård gallring är starkt negativt. Lavskrikan har relativt stora hemområden och försvinner när den äldre skogen fragmenteras, särskilt allvarligt är när kärnområdena avverkas. Den försvinner successivt framför allt vid dess utbredningsgränser och populationen har minskat kontinuerligt under 2000-talet. Lavskrika är typisk art för </w:t>
+        <w:t>Blanksvart spiklav (NT)</w:t>
+      </w:r>
+      <w:r>
+        <w:t xml:space="preserve"> förekommer på torr, hård, gammal kärnved men även på äldre ytved av tall i naturskogsartade bestånd med begränsad brandpåverkan och ostörd hydrologi. Skogsbruksåtgärder på eller i närheten av lokaler med blanksvart spiklav utgör ett hot. Naturskogsartade öppna tall- och barrblandskogar med blanksvart spiklav indikerar höga biologiska värden och bör bevaras (SLU Artdatabanken, 2024).</w:t>
+      </w:r>
+    </w:p>
+    <w:p>
+      <w:r>
+        <w:rPr>
+          <w:b/>
+        </w:rPr>
+        <w:t>Dvärgbägarlav (NT)</w:t>
+      </w:r>
+      <w:r>
+        <w:t xml:space="preserve"> förekommer över hela Sverige på gammal hård ved, huvudsakligen på tall men i södra Sverige även på ek. Veden utgörs framförallt av grova stubbar, lågor och grenar. Substratet har blivit sällsyntare och nybildning av substrat sker bara i begränsad omfattning. Arten hotas av att grova lågor blir allt sällsyntare i dagens kulturskogar samt att nybildningen av lämpliga substrat går mycket långsamt. En riklig tillgång på gamla tall- eller eklågor måste säkerställas på artens lokaler. Dvärgbägarlav är typisk art för </w:t>
       </w:r>
       <w:r>
         <w:rPr>
@@ -293,6 +304,26 @@
         <w:t>9010 Taiga</w:t>
       </w:r>
       <w:r>
+        <w:t xml:space="preserve"> (SLU Artdatabanken, 2024; Nitare &amp; Skogsstyrelsen, 2019).</w:t>
+      </w:r>
+    </w:p>
+    <w:p>
+      <w:r>
+        <w:rPr>
+          <w:b/>
+        </w:rPr>
+        <w:t>Lavskrika (NT, §4)</w:t>
+      </w:r>
+      <w:r>
+        <w:t xml:space="preserve"> är rödlistad som nära hotad och fridlyst enligt 4§ artskyddsförordningen. Den har minskat med 20 (10–30) % under de senaste 15 åren och minskningstakten bedöms vara nära gränsvärdet för sårbar (VU). Lavskrikan är en mycket stationär fågel, som häckar i äldre, slutna och hänglavsrika barrskogar. Nyckelfaktorer är flerskiktad skog med rik undervegetation samt riklig förekomst av hänglavar. Reviren är livslånga med hemområden som varierar mellan 50 och 150 ha. Inom ett revir av hög kvalitet finns det som regel ett eller flera kärnområden (1–20 ha) med relativt tät flerskiktad granskog. Arten missgynnas när flerskiktad skog omförs till enskiktade bestånd och även röjning och hård gallring är starkt negativt. Lavskrikan har relativt stora hemområden och försvinner när den äldre skogen fragmenteras, särskilt allvarligt är när kärnområdena avverkas. Den försvinner successivt framför allt vid dess utbredningsgränser och populationen har minskat kontinuerligt under 2000-talet. Lavskrika är typisk art för </w:t>
+      </w:r>
+      <w:r>
+        <w:rPr>
+          <w:i/>
+        </w:rPr>
+        <w:t>9010 Taiga</w:t>
+      </w:r>
+      <w:r>
         <w:t xml:space="preserve"> (SLU Artdatabanken, 2026; Skogsstyrelsen 2016).</w:t>
       </w:r>
     </w:p>
@@ -323,6 +354,37 @@
       </w:r>
       <w:r>
         <w:t xml:space="preserve"> (SLU Artdatabanken, 2024; Nitare &amp; Skogsstyrelsen, 2019).</w:t>
+      </w:r>
+    </w:p>
+    <w:p>
+      <w:r>
+        <w:rPr>
+          <w:b/>
+        </w:rPr>
+        <w:t>Talltita (NT, §4)</w:t>
+      </w:r>
+      <w:r>
+        <w:t>, rödlistad som nära hotad och prioriterad art i Skogsvårdslagen, har häckningsrevir i anmälan. Arten har minskat kraftigt de senaste 30 åren och minskningstakten innevarande 10-årsperiod beräknas till 20 (10–30) %. Talltitan är synnerligen trogen sitt cirka 15 hektar stora revir och är beroende av flerskiktade olikåldriga skogar för att kunna föda upp sina ungar. Talltitan försvinner om dess livsmiljö kalavverkas (Eggers &amp; Low, 2014; Ekman, 1979; Griesser et al, 2007; Klein, 2020; Siffczyk et al, 2003; SLU Artdatabanken, 2021).</w:t>
+      </w:r>
+    </w:p>
+    <w:p>
+      <w:r>
+        <w:rPr>
+          <w:b/>
+        </w:rPr>
+        <w:t>Vedskivlav (NT)</w:t>
+      </w:r>
+      <w:r>
+        <w:t xml:space="preserve"> växer på gammal, torr, exponerad, hård kärnved av framförallt tall i naturskogsartade bestånd. Avverkning av tallskog av naturskogskaraktär med spår av återkommande bränder är ett hot. Mängden lämplig ved att växa på för vedskivlav minskar, dels på grund av naturlig nedbrytning men framförallt på grund av att de förstörs i samband med slutavverkningar, gallringar och markberedning. Tall- och blandbarrskogar av naturskogskaraktär med spår av återkommande bränder bör skyddas. Vedskivlav är typisk art för </w:t>
+      </w:r>
+      <w:r>
+        <w:rPr>
+          <w:i/>
+        </w:rPr>
+        <w:t>9010 Taiga</w:t>
+      </w:r>
+      <w:r>
+        <w:t xml:space="preserve"> (SLU Artdatabanken, 2024).</w:t>
       </w:r>
     </w:p>
     <w:p>
@@ -487,7 +549,7 @@
         <w:rPr>
           <w:i/>
         </w:rPr>
-        <w:t>I det avverkningsanmälda skogsområdet har 5 naturvårdsarter varav 3 rödlistade arter sina livsmiljöer och växtplatser.</w:t>
+        <w:t>I det avverkningsanmälda skogsområdet har 9 naturvårdsarter varav 7 rödlistade arter sina livsmiljöer och växtplatser.</w:t>
       </w:r>
     </w:p>
     <w:p>
@@ -762,6 +824,126 @@
     <w:p>
       <w:r>
         <w:t xml:space="preserve">SLU Artdatabanken, 2026. </w:t>
+      </w:r>
+      <w:r>
+        <w:rPr>
+          <w:i/>
+        </w:rPr>
+        <w:t xml:space="preserve">Artfaktablad. Naturvård – artfakta. </w:t>
+      </w:r>
+      <w:r>
+        <w:t>SLU Artdatabanken, Uppsala</w:t>
+      </w:r>
+    </w:p>
+    <w:p>
+      <w:pPr>
+        <w:pStyle w:val="Heading1"/>
+      </w:pPr>
+      <w:r>
+        <w:t>Talltita – ekologi samt krav på livsmiljön</w:t>
+      </w:r>
+    </w:p>
+    <w:p>
+      <w:r>
+        <w:t>Talltita är rödlistad som NT, fridlyst och prioriterad art i Skogsvårdslagen. Den omfattas av EU:s fågeldirektiv. Arten har minskat kraftigt de senaste 30 åren och minskningstakten innevarande 10-årsperiod beräknas till 20 (10–30) % (SLU Artdatabanken, 2022).</w:t>
+      </w:r>
+    </w:p>
+    <w:p>
+      <w:r>
+        <w:t>Talltita föredrar större sammanhängande barrskogar, och finns såväl i tallskog som granskog och i lövblandad barrskog. Skogens struktur är viktig och ska helst vara flerskiktad med riklig underväxt av mindre granar, björk och andra lövträd och buskar. Tillgång på murknande högstubbar är särskilt viktig, eftersom talltitan helst själv hackar ut sitt bohål (SLU Artdatabanken, 2022).</w:t>
+      </w:r>
+    </w:p>
+    <w:p>
+      <w:r>
+        <w:t>Det finns flera studier som visar att talltita är känslig för gallring och inte överlever när dess livsmiljö kalavverkas (Eggers and Low, 2014; Griesser et al., 2007; Klein, 2020). Talltitans revir är förhållandevis stora, 10–20 hektar och arten missgynnas när skogen fragmenteras. Kalavverkning av större delar av reviret innebär att det överges (Artdatabanken, 2021).</w:t>
+      </w:r>
+    </w:p>
+    <w:p>
+      <w:r>
+        <w:t>Talltitan är synnerligen trogen sitt revir så länge paret lever och biotopen förblir intakt. Paret stannar i sitt revir året om. En förlust av ett revir har därför en stor inverkan på den lokala populationen och trakthyggesbruket anses vara orsak till den svenska populationens kraftiga minskning. Talltiteparets revirtrohet innebär att närhelst under året man observerar en adult talltita så ingår denna plats i reviret (Siffczyk et al., 2003; Ekman, 1979).</w:t>
+      </w:r>
+    </w:p>
+    <w:p>
+      <w:pPr>
+        <w:pStyle w:val="Heading2"/>
+      </w:pPr>
+      <w:r>
+        <w:t>Referenser – talltita</w:t>
+      </w:r>
+    </w:p>
+    <w:p>
+      <w:r>
+        <w:t xml:space="preserve">Eggers, S., Low, M., 2014. </w:t>
+      </w:r>
+      <w:r>
+        <w:rPr>
+          <w:i/>
+        </w:rPr>
+        <w:t xml:space="preserve">Differential demographic responses of sympatric Parids to vegetation management in boreal forest. </w:t>
+      </w:r>
+      <w:r>
+        <w:t>For. Ecol. Manage. 319, 169–175.</w:t>
+      </w:r>
+    </w:p>
+    <w:p>
+      <w:r>
+        <w:t xml:space="preserve">Ekman, J., 1979. </w:t>
+      </w:r>
+      <w:r>
+        <w:rPr>
+          <w:i/>
+        </w:rPr>
+        <w:t xml:space="preserve">Coherence, composition and territories of winter social groups of the Willow Tit Parus montanus and the Crested Tit P. cristatus. </w:t>
+      </w:r>
+      <w:r>
+        <w:t>Ornis Scandinavica, 10, pp 56–68</w:t>
+      </w:r>
+    </w:p>
+    <w:p>
+      <w:r>
+        <w:t xml:space="preserve">Griesser, M., Nystrand, M., Eggers, S., Ekman, J., 2007. </w:t>
+      </w:r>
+      <w:r>
+        <w:rPr>
+          <w:i/>
+        </w:rPr>
+        <w:t xml:space="preserve">Impact of forestry practices on fitness correlates and population productivity in an open-nesting bird species. </w:t>
+      </w:r>
+      <w:r>
+        <w:t>Conserv. Biol. 21, 767–774. https://doi.org/10.1111/j.1523- 1739.2007.00675.x</w:t>
+      </w:r>
+    </w:p>
+    <w:p>
+      <w:r>
+        <w:t xml:space="preserve">Klein, J., 2020. </w:t>
+      </w:r>
+      <w:r>
+        <w:rPr>
+          <w:i/>
+        </w:rPr>
+        <w:t xml:space="preserve">The forgotten forest – On thinning, retention, and biodiversity in the boreal forest. </w:t>
+      </w:r>
+      <w:r>
+        <w:t>Doctoral Thesis No. 2020:50</w:t>
+      </w:r>
+    </w:p>
+    <w:p>
+      <w:r>
+        <w:t xml:space="preserve">Siffczyk, C., Brotons, L., Kangas, K., Orell, M., 2003. </w:t>
+      </w:r>
+      <w:r>
+        <w:rPr>
+          <w:i/>
+        </w:rPr>
+        <w:t xml:space="preserve">Home range size of willow tits. </w:t>
+      </w:r>
+      <w:r>
+        <w:t>Oecologica, 136, 635–642 (2003)</w:t>
+      </w:r>
+    </w:p>
+    <w:p>
+      <w:r>
+        <w:t xml:space="preserve">SLU Artdatabanken, 2021. </w:t>
       </w:r>
       <w:r>
         <w:rPr>
@@ -901,7 +1083,7 @@
     <w:r>
       <w:tab/>
       <w:tab/>
-      <w:t>2026-09-19</w:t>
+      <w:t>2026-09-21</w:t>
       <w:br/>
       <w:br/>
     </w:r>

--- a/klagomål/A 41283-2025 FSC-klagomål.docx
+++ b/klagomål/A 41283-2025 FSC-klagomål.docx
@@ -1083,7 +1083,7 @@
     <w:r>
       <w:tab/>
       <w:tab/>
-      <w:t>2026-09-21</w:t>
+      <w:t>2026-09-23</w:t>
       <w:br/>
       <w:br/>
     </w:r>

--- a/klagomål/A 41283-2025 FSC-klagomål.docx
+++ b/klagomål/A 41283-2025 FSC-klagomål.docx
@@ -1083,7 +1083,7 @@
     <w:r>
       <w:tab/>
       <w:tab/>
-      <w:t>2026-09-23</w:t>
+      <w:t>2026-09-24</w:t>
       <w:br/>
       <w:br/>
     </w:r>

--- a/klagomål/A 41283-2025 FSC-klagomål.docx
+++ b/klagomål/A 41283-2025 FSC-klagomål.docx
@@ -1083,7 +1083,7 @@
     <w:r>
       <w:tab/>
       <w:tab/>
-      <w:t>2026-09-24</w:t>
+      <w:t>2026-09-25</w:t>
       <w:br/>
       <w:br/>
     </w:r>

--- a/klagomål/A 41283-2025 FSC-klagomål.docx
+++ b/klagomål/A 41283-2025 FSC-klagomål.docx
@@ -1083,7 +1083,7 @@
     <w:r>
       <w:tab/>
       <w:tab/>
-      <w:t>2026-09-25</w:t>
+      <w:t>2026-09-26</w:t>
       <w:br/>
       <w:br/>
     </w:r>

--- a/klagomål/A 41283-2025 FSC-klagomål.docx
+++ b/klagomål/A 41283-2025 FSC-klagomål.docx
@@ -1083,7 +1083,7 @@
     <w:r>
       <w:tab/>
       <w:tab/>
-      <w:t>2026-09-26</w:t>
+      <w:t>2026-09-27</w:t>
       <w:br/>
       <w:br/>
     </w:r>

--- a/klagomål/A 41283-2025 FSC-klagomål.docx
+++ b/klagomål/A 41283-2025 FSC-klagomål.docx
@@ -1083,7 +1083,7 @@
     <w:r>
       <w:tab/>
       <w:tab/>
-      <w:t>2026-09-27</w:t>
+      <w:t>2026-09-28</w:t>
       <w:br/>
       <w:br/>
     </w:r>

--- a/klagomål/A 41283-2025 FSC-klagomål.docx
+++ b/klagomål/A 41283-2025 FSC-klagomål.docx
@@ -1083,7 +1083,7 @@
     <w:r>
       <w:tab/>
       <w:tab/>
-      <w:t>2026-09-28</w:t>
+      <w:t>2026-09-29</w:t>
       <w:br/>
       <w:br/>
     </w:r>

--- a/klagomål/A 41283-2025 FSC-klagomål.docx
+++ b/klagomål/A 41283-2025 FSC-klagomål.docx
@@ -1083,7 +1083,7 @@
     <w:r>
       <w:tab/>
       <w:tab/>
-      <w:t>2026-09-29</w:t>
+      <w:t>2026-09-30</w:t>
       <w:br/>
       <w:br/>
     </w:r>

--- a/klagomål/A 41283-2025 FSC-klagomål.docx
+++ b/klagomål/A 41283-2025 FSC-klagomål.docx
@@ -1083,7 +1083,7 @@
     <w:r>
       <w:tab/>
       <w:tab/>
-      <w:t>2026-09-30</w:t>
+      <w:t>2026-10-01</w:t>
       <w:br/>
       <w:br/>
     </w:r>

--- a/klagomål/A 41283-2025 FSC-klagomål.docx
+++ b/klagomål/A 41283-2025 FSC-klagomål.docx
@@ -1083,7 +1083,7 @@
     <w:r>
       <w:tab/>
       <w:tab/>
-      <w:t>2026-10-01</w:t>
+      <w:t>2026-10-02</w:t>
       <w:br/>
       <w:br/>
     </w:r>

--- a/klagomål/A 41283-2025 FSC-klagomål.docx
+++ b/klagomål/A 41283-2025 FSC-klagomål.docx
@@ -1083,7 +1083,7 @@
     <w:r>
       <w:tab/>
       <w:tab/>
-      <w:t>2026-10-02</w:t>
+      <w:t>2026-10-03</w:t>
       <w:br/>
       <w:br/>
     </w:r>

--- a/klagomål/A 41283-2025 FSC-klagomål.docx
+++ b/klagomål/A 41283-2025 FSC-klagomål.docx
@@ -1083,7 +1083,7 @@
     <w:r>
       <w:tab/>
       <w:tab/>
-      <w:t>2026-10-03</w:t>
+      <w:t>2026-10-04</w:t>
       <w:br/>
       <w:br/>
     </w:r>

--- a/klagomål/A 41283-2025 FSC-klagomål.docx
+++ b/klagomål/A 41283-2025 FSC-klagomål.docx
@@ -1083,7 +1083,7 @@
     <w:r>
       <w:tab/>
       <w:tab/>
-      <w:t>2026-10-04</w:t>
+      <w:t>2026-10-05</w:t>
       <w:br/>
       <w:br/>
     </w:r>

--- a/klagomål/A 41283-2025 FSC-klagomål.docx
+++ b/klagomål/A 41283-2025 FSC-klagomål.docx
@@ -1083,7 +1083,7 @@
     <w:r>
       <w:tab/>
       <w:tab/>
-      <w:t>2026-10-05</w:t>
+      <w:t>2026-10-06</w:t>
       <w:br/>
       <w:br/>
     </w:r>

--- a/klagomål/A 41283-2025 FSC-klagomål.docx
+++ b/klagomål/A 41283-2025 FSC-klagomål.docx
@@ -1083,7 +1083,7 @@
     <w:r>
       <w:tab/>
       <w:tab/>
-      <w:t>2026-10-06</w:t>
+      <w:t>2026-10-07</w:t>
       <w:br/>
       <w:br/>
     </w:r>

--- a/klagomål/A 41283-2025 FSC-klagomål.docx
+++ b/klagomål/A 41283-2025 FSC-klagomål.docx
@@ -1083,7 +1083,7 @@
     <w:r>
       <w:tab/>
       <w:tab/>
-      <w:t>2026-10-07</w:t>
+      <w:t>2026-10-08</w:t>
       <w:br/>
       <w:br/>
     </w:r>

--- a/klagomål/A 41283-2025 FSC-klagomål.docx
+++ b/klagomål/A 41283-2025 FSC-klagomål.docx
@@ -1083,7 +1083,7 @@
     <w:r>
       <w:tab/>
       <w:tab/>
-      <w:t>2026-10-08</w:t>
+      <w:t>2026-10-09</w:t>
       <w:br/>
       <w:br/>
     </w:r>

--- a/klagomål/A 41283-2025 FSC-klagomål.docx
+++ b/klagomål/A 41283-2025 FSC-klagomål.docx
@@ -1083,7 +1083,7 @@
     <w:r>
       <w:tab/>
       <w:tab/>
-      <w:t>2026-10-09</w:t>
+      <w:t>2026-10-10</w:t>
       <w:br/>
       <w:br/>
     </w:r>

--- a/klagomål/A 41283-2025 FSC-klagomål.docx
+++ b/klagomål/A 41283-2025 FSC-klagomål.docx
@@ -1083,7 +1083,7 @@
     <w:r>
       <w:tab/>
       <w:tab/>
-      <w:t>2026-10-10</w:t>
+      <w:t>2026-10-11</w:t>
       <w:br/>
       <w:br/>
     </w:r>

--- a/klagomål/A 41283-2025 FSC-klagomål.docx
+++ b/klagomål/A 41283-2025 FSC-klagomål.docx
@@ -1083,7 +1083,7 @@
     <w:r>
       <w:tab/>
       <w:tab/>
-      <w:t>2026-10-11</w:t>
+      <w:t>2026-10-12</w:t>
       <w:br/>
       <w:br/>
     </w:r>

--- a/klagomål/A 41283-2025 FSC-klagomål.docx
+++ b/klagomål/A 41283-2025 FSC-klagomål.docx
@@ -1083,7 +1083,7 @@
     <w:r>
       <w:tab/>
       <w:tab/>
-      <w:t>2026-10-12</w:t>
+      <w:t>2026-10-13</w:t>
       <w:br/>
       <w:br/>
     </w:r>

--- a/klagomål/A 41283-2025 FSC-klagomål.docx
+++ b/klagomål/A 41283-2025 FSC-klagomål.docx
@@ -1083,7 +1083,7 @@
     <w:r>
       <w:tab/>
       <w:tab/>
-      <w:t>2026-10-13</w:t>
+      <w:t>2026-10-14</w:t>
       <w:br/>
       <w:br/>
     </w:r>

--- a/klagomål/A 41283-2025 FSC-klagomål.docx
+++ b/klagomål/A 41283-2025 FSC-klagomål.docx
@@ -1083,7 +1083,7 @@
     <w:r>
       <w:tab/>
       <w:tab/>
-      <w:t>2026-10-14</w:t>
+      <w:t>2026-10-15</w:t>
       <w:br/>
       <w:br/>
     </w:r>

--- a/klagomål/A 41283-2025 FSC-klagomål.docx
+++ b/klagomål/A 41283-2025 FSC-klagomål.docx
@@ -1083,7 +1083,7 @@
     <w:r>
       <w:tab/>
       <w:tab/>
-      <w:t>2026-10-15</w:t>
+      <w:t>2026-10-16</w:t>
       <w:br/>
       <w:br/>
     </w:r>

--- a/klagomål/A 41283-2025 FSC-klagomål.docx
+++ b/klagomål/A 41283-2025 FSC-klagomål.docx
@@ -1083,7 +1083,7 @@
     <w:r>
       <w:tab/>
       <w:tab/>
-      <w:t>2026-10-16</w:t>
+      <w:t>2026-10-17</w:t>
       <w:br/>
       <w:br/>
     </w:r>

--- a/klagomål/A 41283-2025 FSC-klagomål.docx
+++ b/klagomål/A 41283-2025 FSC-klagomål.docx
@@ -1083,7 +1083,7 @@
     <w:r>
       <w:tab/>
       <w:tab/>
-      <w:t>2026-10-17</w:t>
+      <w:t>2026-10-18</w:t>
       <w:br/>
       <w:br/>
     </w:r>

--- a/klagomål/A 41283-2025 FSC-klagomål.docx
+++ b/klagomål/A 41283-2025 FSC-klagomål.docx
@@ -1083,7 +1083,7 @@
     <w:r>
       <w:tab/>
       <w:tab/>
-      <w:t>2026-10-18</w:t>
+      <w:t>2026-10-19</w:t>
       <w:br/>
       <w:br/>
     </w:r>

--- a/klagomål/A 41283-2025 FSC-klagomål.docx
+++ b/klagomål/A 41283-2025 FSC-klagomål.docx
@@ -1083,7 +1083,7 @@
     <w:r>
       <w:tab/>
       <w:tab/>
-      <w:t>2026-10-19</w:t>
+      <w:t>2026-10-20</w:t>
       <w:br/>
       <w:br/>
     </w:r>

--- a/klagomål/A 41283-2025 FSC-klagomål.docx
+++ b/klagomål/A 41283-2025 FSC-klagomål.docx
@@ -1083,7 +1083,7 @@
     <w:r>
       <w:tab/>
       <w:tab/>
-      <w:t>2026-10-20</w:t>
+      <w:t>2026-10-21</w:t>
       <w:br/>
       <w:br/>
     </w:r>

--- a/klagomål/A 41283-2025 FSC-klagomål.docx
+++ b/klagomål/A 41283-2025 FSC-klagomål.docx
@@ -1083,7 +1083,7 @@
     <w:r>
       <w:tab/>
       <w:tab/>
-      <w:t>2026-10-21</w:t>
+      <w:t>2026-10-22</w:t>
       <w:br/>
       <w:br/>
     </w:r>

--- a/klagomål/A 41283-2025 FSC-klagomål.docx
+++ b/klagomål/A 41283-2025 FSC-klagomål.docx
@@ -1083,7 +1083,7 @@
     <w:r>
       <w:tab/>
       <w:tab/>
-      <w:t>2026-10-22</w:t>
+      <w:t>2026-10-23</w:t>
       <w:br/>
       <w:br/>
     </w:r>

--- a/klagomål/A 41283-2025 FSC-klagomål.docx
+++ b/klagomål/A 41283-2025 FSC-klagomål.docx
@@ -1083,7 +1083,7 @@
     <w:r>
       <w:tab/>
       <w:tab/>
-      <w:t>2026-10-23</w:t>
+      <w:t>2026-10-24</w:t>
       <w:br/>
       <w:br/>
     </w:r>

--- a/klagomål/A 41283-2025 FSC-klagomål.docx
+++ b/klagomål/A 41283-2025 FSC-klagomål.docx
@@ -1083,7 +1083,7 @@
     <w:r>
       <w:tab/>
       <w:tab/>
-      <w:t>2026-10-24</w:t>
+      <w:t>2026-10-25</w:t>
       <w:br/>
       <w:br/>
     </w:r>

--- a/klagomål/A 41283-2025 FSC-klagomål.docx
+++ b/klagomål/A 41283-2025 FSC-klagomål.docx
@@ -1083,7 +1083,7 @@
     <w:r>
       <w:tab/>
       <w:tab/>
-      <w:t>2026-10-25</w:t>
+      <w:t>2026-10-26</w:t>
       <w:br/>
       <w:br/>
     </w:r>

--- a/klagomål/A 41283-2025 FSC-klagomål.docx
+++ b/klagomål/A 41283-2025 FSC-klagomål.docx
@@ -1083,7 +1083,7 @@
     <w:r>
       <w:tab/>
       <w:tab/>
-      <w:t>2026-10-26</w:t>
+      <w:t>2026-10-27</w:t>
       <w:br/>
       <w:br/>
     </w:r>

--- a/klagomål/A 41283-2025 FSC-klagomål.docx
+++ b/klagomål/A 41283-2025 FSC-klagomål.docx
@@ -1083,7 +1083,7 @@
     <w:r>
       <w:tab/>
       <w:tab/>
-      <w:t>2026-10-27</w:t>
+      <w:t>2026-10-28</w:t>
       <w:br/>
       <w:br/>
     </w:r>

--- a/klagomål/A 41283-2025 FSC-klagomål.docx
+++ b/klagomål/A 41283-2025 FSC-klagomål.docx
@@ -1083,7 +1083,7 @@
     <w:r>
       <w:tab/>
       <w:tab/>
-      <w:t>2026-10-28</w:t>
+      <w:t>2026-10-29</w:t>
       <w:br/>
       <w:br/>
     </w:r>

--- a/klagomål/A 41283-2025 FSC-klagomål.docx
+++ b/klagomål/A 41283-2025 FSC-klagomål.docx
@@ -1083,7 +1083,7 @@
     <w:r>
       <w:tab/>
       <w:tab/>
-      <w:t>2026-10-29</w:t>
+      <w:t>2026-10-31</w:t>
       <w:br/>
       <w:br/>
     </w:r>
